--- a/subjects/9708 skeleton.docx
+++ b/subjects/9708 skeleton.docx
@@ -27,12 +27,6 @@
       </w:r>
     </w:p>
     <w:p>
-      <w:pPr/>
-      <w:r>
-        <w:t xml:space="preserve">Covers learning outcomes 1.1.1, 1.1.2, 1.1.3, 1.1.4</w:t>
-      </w:r>
-    </w:p>
-    <w:p>
       <w:pPr>
         <w:pStyle w:val="Heading1"/>
       </w:pPr>
@@ -41,12 +35,6 @@
       </w:r>
     </w:p>
     <w:p>
-      <w:pPr/>
-      <w:r>
-        <w:t xml:space="preserve">Covers learning outcomes 1.2.1, 1.2.2, 1.2.3, 1.2.4</w:t>
-      </w:r>
-    </w:p>
-    <w:p>
       <w:pPr>
         <w:pStyle w:val="Heading1"/>
       </w:pPr>
@@ -55,12 +43,6 @@
       </w:r>
     </w:p>
     <w:p>
-      <w:pPr/>
-      <w:r>
-        <w:t xml:space="preserve">Covers learning outcomes 1.3.1, 1.3.2, 1.3.3, 1.3.4, 1.3.5</w:t>
-      </w:r>
-    </w:p>
-    <w:p>
       <w:pPr>
         <w:pStyle w:val="Heading1"/>
       </w:pPr>
@@ -69,12 +51,6 @@
       </w:r>
     </w:p>
     <w:p>
-      <w:pPr/>
-      <w:r>
-        <w:t xml:space="preserve">Covers learning outcomes 1.4.1, 1.4.2</w:t>
-      </w:r>
-    </w:p>
-    <w:p>
       <w:pPr>
         <w:pStyle w:val="Heading1"/>
       </w:pPr>
@@ -83,12 +59,6 @@
       </w:r>
     </w:p>
     <w:p>
-      <w:pPr/>
-      <w:r>
-        <w:t xml:space="preserve">Covers learning outcomes 1.5.1, 1.5.2, 1.5.3, 1.5.4</w:t>
-      </w:r>
-    </w:p>
-    <w:p>
       <w:pPr>
         <w:pStyle w:val="Heading1"/>
       </w:pPr>
@@ -97,12 +67,6 @@
       </w:r>
     </w:p>
     <w:p>
-      <w:pPr/>
-      <w:r>
-        <w:t xml:space="preserve">Covers learning outcomes 1.6.1, 1.6.2, 1.6.3, 1.6.4</w:t>
-      </w:r>
-    </w:p>
-    <w:p>
       <w:pPr>
         <w:pStyle w:val="Heading1"/>
       </w:pPr>
@@ -135,12 +99,6 @@
       </w:r>
     </w:p>
     <w:p>
-      <w:pPr/>
-      <w:r>
-        <w:t xml:space="preserve">Covers learning outcomes 2.1.1, 2.1.2, 2.1.3, 2.1.4, 2.1.5, 2.1.6, 2.1.7</w:t>
-      </w:r>
-    </w:p>
-    <w:p>
       <w:pPr>
         <w:pStyle w:val="Heading1"/>
       </w:pPr>
@@ -149,12 +107,6 @@
       </w:r>
     </w:p>
     <w:p>
-      <w:pPr/>
-      <w:r>
-        <w:t xml:space="preserve">Covers learning outcomes 2.2.1, 2.2.2, 2.2.3, 2.2.4, 2.2.5, 2.2.6, 2.2.7, 2.2.8</w:t>
-      </w:r>
-    </w:p>
-    <w:p>
       <w:pPr>
         <w:pStyle w:val="Heading1"/>
       </w:pPr>
@@ -163,12 +115,6 @@
       </w:r>
     </w:p>
     <w:p>
-      <w:pPr/>
-      <w:r>
-        <w:t xml:space="preserve">Covers learning outcomes 2.3.1, 2.3.2, 2.3.3, 2.3.4, 2.3.5</w:t>
-      </w:r>
-    </w:p>
-    <w:p>
       <w:pPr>
         <w:pStyle w:val="Heading1"/>
       </w:pPr>
@@ -177,12 +123,6 @@
       </w:r>
     </w:p>
     <w:p>
-      <w:pPr/>
-      <w:r>
-        <w:t xml:space="preserve">Covers learning outcomes 2.4.1, 2.4.2, 2.4.3, 2.4.4</w:t>
-      </w:r>
-    </w:p>
-    <w:p>
       <w:pPr>
         <w:pStyle w:val="Heading1"/>
       </w:pPr>
@@ -191,12 +131,6 @@
       </w:r>
     </w:p>
     <w:p>
-      <w:pPr/>
-      <w:r>
-        <w:t xml:space="preserve">Covers learning outcomes 2.5.1, 2.5.2, 2.5.3, 2.5.4</w:t>
-      </w:r>
-    </w:p>
-    <w:p>
       <w:pPr>
         <w:pStyle w:val="Heading1"/>
       </w:pPr>
@@ -229,12 +163,6 @@
       </w:r>
     </w:p>
     <w:p>
-      <w:pPr/>
-      <w:r>
-        <w:t xml:space="preserve">Covers learning outcomes 3.1.1, 3.1.2, 3.1.3</w:t>
-      </w:r>
-    </w:p>
-    <w:p>
       <w:pPr>
         <w:pStyle w:val="Heading1"/>
       </w:pPr>
@@ -243,12 +171,6 @@
       </w:r>
     </w:p>
     <w:p>
-      <w:pPr/>
-      <w:r>
-        <w:t xml:space="preserve">Covers learning outcomes 3.2.1, 3.2.2, 3.2.3, 3.2.4, 3.2.5, 3.2.6</w:t>
-      </w:r>
-    </w:p>
-    <w:p>
       <w:pPr>
         <w:pStyle w:val="Heading1"/>
       </w:pPr>
@@ -257,12 +179,6 @@
       </w:r>
     </w:p>
     <w:p>
-      <w:pPr/>
-      <w:r>
-        <w:t xml:space="preserve">Covers learning outcomes 3.3.1, 3.3.2, 3.3.3, 3.3.4</w:t>
-      </w:r>
-    </w:p>
-    <w:p>
       <w:pPr>
         <w:pStyle w:val="Heading1"/>
       </w:pPr>
@@ -295,12 +211,6 @@
       </w:r>
     </w:p>
     <w:p>
-      <w:pPr/>
-      <w:r>
-        <w:t xml:space="preserve">Covers learning outcomes 4.1.1, 4.1.2, 4.1.3, 4.1.4</w:t>
-      </w:r>
-    </w:p>
-    <w:p>
       <w:pPr>
         <w:pStyle w:val="Heading1"/>
       </w:pPr>
@@ -309,12 +219,6 @@
       </w:r>
     </w:p>
     <w:p>
-      <w:pPr/>
-      <w:r>
-        <w:t xml:space="preserve">Covers learning outcomes 4.2.1, 4.2.2, 4.2.3</w:t>
-      </w:r>
-    </w:p>
-    <w:p>
       <w:pPr>
         <w:pStyle w:val="Heading1"/>
       </w:pPr>
@@ -323,12 +227,6 @@
       </w:r>
     </w:p>
     <w:p>
-      <w:pPr/>
-      <w:r>
-        <w:t xml:space="preserve">Covers learning outcomes 4.3.1, 4.3.2, 4.3.3, 4.3.4, 4.3.5, 4.3.6, 4.3.7, 4.3.8, 4.3.9, 4.3.10, 4.3.11, 4.3.12</w:t>
-      </w:r>
-    </w:p>
-    <w:p>
       <w:pPr>
         <w:pStyle w:val="Heading1"/>
       </w:pPr>
@@ -337,12 +235,6 @@
       </w:r>
     </w:p>
     <w:p>
-      <w:pPr/>
-      <w:r>
-        <w:t xml:space="preserve">Covers learning outcomes 4.4.1, 4.4.2, 4.4.3, 4.4.4, 4.4.5</w:t>
-      </w:r>
-    </w:p>
-    <w:p>
       <w:pPr>
         <w:pStyle w:val="Heading1"/>
       </w:pPr>
@@ -351,12 +243,6 @@
       </w:r>
     </w:p>
     <w:p>
-      <w:pPr/>
-      <w:r>
-        <w:t xml:space="preserve">Covers learning outcomes 4.5.1, 4.5.2, 4.5.3, 4.5.4</w:t>
-      </w:r>
-    </w:p>
-    <w:p>
       <w:pPr>
         <w:pStyle w:val="Heading1"/>
       </w:pPr>
@@ -365,12 +251,6 @@
       </w:r>
     </w:p>
     <w:p>
-      <w:pPr/>
-      <w:r>
-        <w:t xml:space="preserve">Covers learning outcomes 4.6.1, 4.6.2, 4.6.3, 4.6.4, 4.6.5</w:t>
-      </w:r>
-    </w:p>
-    <w:p>
       <w:pPr>
         <w:pStyle w:val="Heading1"/>
       </w:pPr>
@@ -403,12 +283,6 @@
       </w:r>
     </w:p>
     <w:p>
-      <w:pPr/>
-      <w:r>
-        <w:t xml:space="preserve">Covers learning outcomes 5.1.1</w:t>
-      </w:r>
-    </w:p>
-    <w:p>
       <w:pPr>
         <w:pStyle w:val="Heading1"/>
       </w:pPr>
@@ -417,12 +291,6 @@
       </w:r>
     </w:p>
     <w:p>
-      <w:pPr/>
-      <w:r>
-        <w:t xml:space="preserve">Covers learning outcomes 5.2.1, 5.2.2, 5.2.3, 5.2.4, 5.2.5, 5.2.6, 5.2.7</w:t>
-      </w:r>
-    </w:p>
-    <w:p>
       <w:pPr>
         <w:pStyle w:val="Heading1"/>
       </w:pPr>
@@ -431,12 +299,6 @@
       </w:r>
     </w:p>
     <w:p>
-      <w:pPr/>
-      <w:r>
-        <w:t xml:space="preserve">Covers learning outcomes 5.3.1, 5.3.2, 5.3.3, 5.3.4</w:t>
-      </w:r>
-    </w:p>
-    <w:p>
       <w:pPr>
         <w:pStyle w:val="Heading1"/>
       </w:pPr>
@@ -445,12 +307,6 @@
       </w:r>
     </w:p>
     <w:p>
-      <w:pPr/>
-      <w:r>
-        <w:t xml:space="preserve">Covers learning outcomes 5.4.1, 5.4.2, 5.4.3, 5.4.4</w:t>
-      </w:r>
-    </w:p>
-    <w:p>
       <w:pPr>
         <w:pStyle w:val="Heading1"/>
       </w:pPr>
@@ -483,12 +339,6 @@
       </w:r>
     </w:p>
     <w:p>
-      <w:pPr/>
-      <w:r>
-        <w:t xml:space="preserve">Covers learning outcomes 6.1.1, 6.1.2, 6.1.3, 6.1.4</w:t>
-      </w:r>
-    </w:p>
-    <w:p>
       <w:pPr>
         <w:pStyle w:val="Heading1"/>
       </w:pPr>
@@ -497,12 +347,6 @@
       </w:r>
     </w:p>
     <w:p>
-      <w:pPr/>
-      <w:r>
-        <w:t xml:space="preserve">Covers learning outcomes 6.2.1, 6.2.2, 6.2.3</w:t>
-      </w:r>
-    </w:p>
-    <w:p>
       <w:pPr>
         <w:pStyle w:val="Heading1"/>
       </w:pPr>
@@ -511,12 +355,6 @@
       </w:r>
     </w:p>
     <w:p>
-      <w:pPr/>
-      <w:r>
-        <w:t xml:space="preserve">Covers learning outcomes 6.3.1, 6.3.2, 6.3.3, 6.3.4</w:t>
-      </w:r>
-    </w:p>
-    <w:p>
       <w:pPr>
         <w:pStyle w:val="Heading1"/>
       </w:pPr>
@@ -525,12 +363,6 @@
       </w:r>
     </w:p>
     <w:p>
-      <w:pPr/>
-      <w:r>
-        <w:t xml:space="preserve">Covers learning outcomes 6.4.1, 6.4.2, 6.4.3, 6.4.4, 6.4.5</w:t>
-      </w:r>
-    </w:p>
-    <w:p>
       <w:pPr>
         <w:pStyle w:val="Heading1"/>
       </w:pPr>
@@ -539,12 +371,6 @@
       </w:r>
     </w:p>
     <w:p>
-      <w:pPr/>
-      <w:r>
-        <w:t xml:space="preserve">Covers learning outcomes 6.5.1, 6.5.2</w:t>
-      </w:r>
-    </w:p>
-    <w:p>
       <w:pPr>
         <w:pStyle w:val="Heading1"/>
       </w:pPr>
@@ -577,12 +403,6 @@
       </w:r>
     </w:p>
     <w:p>
-      <w:pPr/>
-      <w:r>
-        <w:t xml:space="preserve">Covers learning outcomes 7.1.1, 7.1.2, 7.1.3, 7.1.4, 7.1.5</w:t>
-      </w:r>
-    </w:p>
-    <w:p>
       <w:pPr>
         <w:pStyle w:val="Heading1"/>
       </w:pPr>
@@ -591,12 +411,6 @@
       </w:r>
     </w:p>
     <w:p>
-      <w:pPr/>
-      <w:r>
-        <w:t xml:space="preserve">Covers learning outcomes 7.2.1, 7.2.2, 7.2.3, 7.2.4</w:t>
-      </w:r>
-    </w:p>
-    <w:p>
       <w:pPr>
         <w:pStyle w:val="Heading1"/>
       </w:pPr>
@@ -605,12 +419,6 @@
       </w:r>
     </w:p>
     <w:p>
-      <w:pPr/>
-      <w:r>
-        <w:t xml:space="preserve">Covers learning outcomes 7.3.1, 7.3.2, 7.3.3, 7.3.4, 7.3.5, 7.3.6</w:t>
-      </w:r>
-    </w:p>
-    <w:p>
       <w:pPr>
         <w:pStyle w:val="Heading1"/>
       </w:pPr>
@@ -619,12 +427,6 @@
       </w:r>
     </w:p>
     <w:p>
-      <w:pPr/>
-      <w:r>
-        <w:t xml:space="preserve">Covers learning outcomes 7.4.1, 7.4.2, 7.4.3, 7.4.4, 7.4.5, 7.4.6, 7.4.7</w:t>
-      </w:r>
-    </w:p>
-    <w:p>
       <w:pPr>
         <w:pStyle w:val="Heading1"/>
       </w:pPr>
@@ -633,12 +435,6 @@
       </w:r>
     </w:p>
     <w:p>
-      <w:pPr/>
-      <w:r>
-        <w:t xml:space="preserve">Covers learning outcomes 7.5.1, 7.5.2, 7.5.3, 7.5.4, 7.5.5, 7.5.6, 7.5.7, 7.5.8, 7.5.9, 7.5.10</w:t>
-      </w:r>
-    </w:p>
-    <w:p>
       <w:pPr>
         <w:pStyle w:val="Heading1"/>
       </w:pPr>
@@ -647,12 +443,6 @@
       </w:r>
     </w:p>
     <w:p>
-      <w:pPr/>
-      <w:r>
-        <w:t xml:space="preserve">Covers learning outcomes 7.6.1, 7.6.2, 7.6.3, 7.6.4, 7.6.5</w:t>
-      </w:r>
-    </w:p>
-    <w:p>
       <w:pPr>
         <w:pStyle w:val="Heading1"/>
       </w:pPr>
@@ -661,12 +451,6 @@
       </w:r>
     </w:p>
     <w:p>
-      <w:pPr/>
-      <w:r>
-        <w:t xml:space="preserve">Covers learning outcomes 7.7.1, 7.7.2, 7.7.3, 7.7.4, 7.7.5</w:t>
-      </w:r>
-    </w:p>
-    <w:p>
       <w:pPr>
         <w:pStyle w:val="Heading1"/>
       </w:pPr>
@@ -675,12 +459,6 @@
       </w:r>
     </w:p>
     <w:p>
-      <w:pPr/>
-      <w:r>
-        <w:t xml:space="preserve">Covers learning outcomes 7.8.1, 7.8.2, 7.8.3, 7.8.4, 7.8.5</w:t>
-      </w:r>
-    </w:p>
-    <w:p>
       <w:pPr>
         <w:pStyle w:val="Heading1"/>
       </w:pPr>
@@ -713,12 +491,6 @@
       </w:r>
     </w:p>
     <w:p>
-      <w:pPr/>
-      <w:r>
-        <w:t xml:space="preserve">Covers learning outcomes 8.1.1, 8.1.2</w:t>
-      </w:r>
-    </w:p>
-    <w:p>
       <w:pPr>
         <w:pStyle w:val="Heading1"/>
       </w:pPr>
@@ -727,12 +499,6 @@
       </w:r>
     </w:p>
     <w:p>
-      <w:pPr/>
-      <w:r>
-        <w:t xml:space="preserve">Covers learning outcomes 8.2.1, 8.2.2, 8.2.3, 8.2.4, 8.2.5</w:t>
-      </w:r>
-    </w:p>
-    <w:p>
       <w:pPr>
         <w:pStyle w:val="Heading1"/>
       </w:pPr>
@@ -741,12 +507,6 @@
       </w:r>
     </w:p>
     <w:p>
-      <w:pPr/>
-      <w:r>
-        <w:t xml:space="preserve">Covers learning outcomes 8.3.1, 8.3.2, 8.3.3, 8.3.4, 8.3.5, 8.3.6, 8.3.7, 8.3.8, 8.3.9, 8.3.10</w:t>
-      </w:r>
-    </w:p>
-    <w:p>
       <w:pPr>
         <w:pStyle w:val="Heading1"/>
       </w:pPr>
@@ -779,12 +539,6 @@
       </w:r>
     </w:p>
     <w:p>
-      <w:pPr/>
-      <w:r>
-        <w:t xml:space="preserve">Covers learning outcomes 9.1.1, 9.1.2, 9.1.3</w:t>
-      </w:r>
-    </w:p>
-    <w:p>
       <w:pPr>
         <w:pStyle w:val="Heading1"/>
       </w:pPr>
@@ -793,12 +547,6 @@
       </w:r>
     </w:p>
     <w:p>
-      <w:pPr/>
-      <w:r>
-        <w:t xml:space="preserve">Covers learning outcomes 9.2.1, 9.2.2, 9.2.3, 9.2.4, 9.2.5, 9.2.6</w:t>
-      </w:r>
-    </w:p>
-    <w:p>
       <w:pPr>
         <w:pStyle w:val="Heading1"/>
       </w:pPr>
@@ -807,12 +555,6 @@
       </w:r>
     </w:p>
     <w:p>
-      <w:pPr/>
-      <w:r>
-        <w:t xml:space="preserve">Covers learning outcomes 9.3.1, 9.3.2, 9.3.3, 9.3.4, 9.3.5, 9.3.6, 9.3.7</w:t>
-      </w:r>
-    </w:p>
-    <w:p>
       <w:pPr>
         <w:pStyle w:val="Heading1"/>
       </w:pPr>
@@ -821,12 +563,6 @@
       </w:r>
     </w:p>
     <w:p>
-      <w:pPr/>
-      <w:r>
-        <w:t xml:space="preserve">Covers learning outcomes 9.4.1, 9.4.2, 9.4.3, 9.4.4, 9.4.5, 9.4.6, 9.4.7, 9.4.8</w:t>
-      </w:r>
-    </w:p>
-    <w:p>
       <w:pPr>
         <w:pStyle w:val="Heading1"/>
       </w:pPr>
@@ -859,12 +595,6 @@
       </w:r>
     </w:p>
     <w:p>
-      <w:pPr/>
-      <w:r>
-        <w:t xml:space="preserve">Covers learning outcomes 10.1.1</w:t>
-      </w:r>
-    </w:p>
-    <w:p>
       <w:pPr>
         <w:pStyle w:val="Heading1"/>
       </w:pPr>
@@ -873,12 +603,6 @@
       </w:r>
     </w:p>
     <w:p>
-      <w:pPr/>
-      <w:r>
-        <w:t xml:space="preserve">Covers learning outcomes 10.2.1, 10.2.2, 10.2.3, 10.2.4, 10.2.5</w:t>
-      </w:r>
-    </w:p>
-    <w:p>
       <w:pPr>
         <w:pStyle w:val="Heading1"/>
       </w:pPr>
@@ -887,12 +611,6 @@
       </w:r>
     </w:p>
     <w:p>
-      <w:pPr/>
-      <w:r>
-        <w:t xml:space="preserve">Covers learning outcomes 10.3.1, 10.3.2, 10.3.3</w:t>
-      </w:r>
-    </w:p>
-    <w:p>
       <w:pPr>
         <w:pStyle w:val="Heading1"/>
       </w:pPr>
@@ -925,12 +643,6 @@
       </w:r>
     </w:p>
     <w:p>
-      <w:pPr/>
-      <w:r>
-        <w:t xml:space="preserve">Covers learning outcomes 11.1.1, 11.1.2, 11.1.3</w:t>
-      </w:r>
-    </w:p>
-    <w:p>
       <w:pPr>
         <w:pStyle w:val="Heading1"/>
       </w:pPr>
@@ -939,12 +651,6 @@
       </w:r>
     </w:p>
     <w:p>
-      <w:pPr/>
-      <w:r>
-        <w:t xml:space="preserve">Covers learning outcomes 11.2.1, 11.2.2, 11.2.3, 11.2.4, 11.2.5</w:t>
-      </w:r>
-    </w:p>
-    <w:p>
       <w:pPr>
         <w:pStyle w:val="Heading1"/>
       </w:pPr>
@@ -953,12 +659,6 @@
       </w:r>
     </w:p>
     <w:p>
-      <w:pPr/>
-      <w:r>
-        <w:t xml:space="preserve">Covers learning outcomes 11.3.1, 11.3.2, 11.3.3, 11.3.4</w:t>
-      </w:r>
-    </w:p>
-    <w:p>
       <w:pPr>
         <w:pStyle w:val="Heading1"/>
       </w:pPr>
@@ -967,12 +667,6 @@
       </w:r>
     </w:p>
     <w:p>
-      <w:pPr/>
-      <w:r>
-        <w:t xml:space="preserve">Covers learning outcomes 11.4.1, 11.4.2, 11.4.3</w:t>
-      </w:r>
-    </w:p>
-    <w:p>
       <w:pPr>
         <w:pStyle w:val="Heading1"/>
       </w:pPr>
@@ -981,23 +675,11 @@
       </w:r>
     </w:p>
     <w:p>
-      <w:pPr/>
-      <w:r>
-        <w:t xml:space="preserve">Covers learning outcomes 11.5.1, 11.5.2, 11.5.3, 11.5.4, 11.5.5, 11.5.6, 11.5.7</w:t>
-      </w:r>
-    </w:p>
-    <w:p>
       <w:pPr>
         <w:pStyle w:val="Heading1"/>
       </w:pPr>
       <w:r>
         <w:t xml:space="preserve">11.6 Globalisation</w:t>
-      </w:r>
-    </w:p>
-    <w:p>
-      <w:pPr/>
-      <w:r>
-        <w:t xml:space="preserve">Covers learning outcomes 11.6.1, 11.6.2, 11.6.3</w:t>
       </w:r>
     </w:p>
     <w:p>
